--- a/python_backend/app/templates/arrest_record.docx
+++ b/python_backend/app/templates/arrest_record.docx
@@ -131,7 +131,7 @@
           <w:rFonts w:ascii="Sarabun" w:cs="Sarabun" w:eastAsia="Sarabun" w:hAnsi="Sarabun"/>
           <w:rtl w:val="0"/>
         </w:rPr>
-        <w:t xml:space="preserve">บันทึกนี้จัดทำขึ้นไว้เพื่อแสดงว่า ภายใต้การอำนวยการของ พล.ต.ท.จิรภพ ภูริเดช ผบช.ก, พล.ต.ต.คงกฤช เลิศสิทธิกุล ผบก.ทล., พ.ต.อ.แมน แม่นแย้ม รอง ผบก.ทล, พ.ต.อ.สุขสวัสดิ์ คูสิทธิผล รอง ผบก.ทล.,พ.ต.อ.สาธิต สมานภาพ ผกก.5 บก.ทล, พ.ต.ท.มงคล นนท์ธีระโรจน์ รอง ผกก.5 บก.ทล., พ.ต.ท.เจต จึงประเสริฐศรี รอง ผกก.5 บก.ทล. , </w:t>
+        <w:t>บันทึกนี้จัดทำขึ้นไว้เพื่อแสดงว่า ภายใต้การอำนวยการของ &lt;&lt;ผู้บังคับบัญชา&gt;&gt;</w:t>
       </w:r>
       <w:r>
         <w:rPr>
@@ -139,7 +139,6 @@
           <w:color w:val="ff0000"/>
           <w:rtl w:val="0"/>
         </w:rPr>
-        <w:t xml:space="preserve">เพิ่ม ผบ.ชาสถานีตนเอง</w:t>
       </w:r>
       <w:r>
         <w:rPr>
@@ -165,14 +164,13 @@
           <w:color w:val="ff0000"/>
           <w:rtl w:val="0"/>
         </w:rPr>
-        <w:t xml:space="preserve">เพิ่มเจ้าหน้าที่ชุดจับกุม</w:t>
-      </w:r>
-      <w:r>
-        <w:rPr>
-          <w:rFonts w:ascii="Sarabun" w:cs="Sarabun" w:eastAsia="Sarabun" w:hAnsi="Sarabun"/>
-          <w:rtl w:val="0"/>
-        </w:rPr>
-        <w:t xml:space="preserve"> ได้ร่วมกันทำการจับกุมตัว</w:t>
+        <w:t>&lt;&lt;รวมชุดจับกุม&gt;&gt; ได้ร่วมกันทำการจับกุมตัว</w:t>
+      </w:r>
+      <w:r>
+        <w:rPr>
+          <w:rFonts w:ascii="Sarabun" w:cs="Sarabun" w:eastAsia="Sarabun" w:hAnsi="Sarabun"/>
+          <w:rtl w:val="0"/>
+        </w:rPr>
       </w:r>
     </w:p>
     <w:p>
@@ -223,7 +221,7 @@
           <w:rFonts w:ascii="Sarabun" w:cs="Sarabun" w:eastAsia="Sarabun" w:hAnsi="Sarabun"/>
           <w:rtl w:val="0"/>
         </w:rPr>
-        <w:t xml:space="preserve">พร้อมด้วยของกลางมี </w:t>
+        <w:t xml:space="preserve">พร้อมด้วยของกลางมี &lt;&lt;รายการของกลาง&gt;&gt; </w:t>
       </w:r>
     </w:p>
     <w:p>
@@ -556,9 +554,9 @@
           <w:rFonts w:ascii="Sarabun" w:cs="Sarabun" w:eastAsia="Sarabun" w:hAnsi="Sarabun"/>
           <w:rtl w:val="0"/>
         </w:rPr>
-        <w:t xml:space="preserve">ผู้ต้องหา</w:t>
-        <w:tab/>
-        <w:t xml:space="preserve">รับสารภาพตลอดข้อกล่าวหา </w:t>
+        <w:t>ผู้ต้องหา</w:t>
+        <w:tab/>
+        <w:t xml:space="preserve">&lt;&lt;คำให้การผู้ต้องหา&gt;&gt; </w:t>
       </w:r>
     </w:p>
     <w:p>
@@ -616,14 +614,14 @@
           <w:color w:val="000000"/>
           <w:rtl w:val="0"/>
         </w:rPr>
-        <w:t xml:space="preserve">จากนั้นเจ้าหน้าที่ตำรวจจึงควบคุมตัวผู้ต้องหาพร้อมของกลาง พงส.สภ.</w:t>
-      </w:r>
-      <w:r>
-        <w:rPr>
-          <w:rFonts w:ascii="Sarabun" w:cs="Sarabun" w:eastAsia="Sarabun" w:hAnsi="Sarabun"/>
-          <w:rtl w:val="0"/>
-        </w:rPr>
-        <w:t xml:space="preserve">ปางศิลาทอง </w:t>
+        <w:t>จากนั้นเจ้าหน้าที่ตำรวจจึงควบคุมตัวผู้ต้องหาพร้อมของกลาง &lt;&lt;ส่งผู้ต้องหาให้กับพนักงานสอบสวนที่ใด&gt;&gt;</w:t>
+      </w:r>
+      <w:r>
+        <w:rPr>
+          <w:rFonts w:ascii="Sarabun" w:cs="Sarabun" w:eastAsia="Sarabun" w:hAnsi="Sarabun"/>
+          <w:rtl w:val="0"/>
+        </w:rPr>
+        <w:t xml:space="preserve"> </w:t>
       </w:r>
       <w:r>
         <w:rPr>
@@ -926,19 +924,17 @@
           <w:rFonts w:ascii="Sarabun" w:cs="Sarabun" w:eastAsia="Sarabun" w:hAnsi="Sarabun"/>
           <w:rtl w:val="0"/>
         </w:rPr>
-        <w:t xml:space="preserve">       เจ้าหน้าที่ผู้จับกุม ได้แจ้งข้อมูลเกี่ยวกับผู้ถูกควบคุมตัว ตามมาตรา 22 วรรคสอง แห่ง พ.ร.บ.ป้องกันและปราบปรามการทรมานและการกระทำให้สูญหาย พ.ศ.2565 ไปยังศูนย์ป้องกันและปราบปรามการทรมานและการกระทำให้บุคคลสูญหายประจำสำนักงานอัยการจังหวัดกำแพงเพชร ที่ E-mail </w:t>
-      </w:r>
-      <w:hyperlink r:id="rId7">
-        <w:r>
-          <w:rPr>
-            <w:rFonts w:ascii="Sarabun" w:cs="Sarabun" w:eastAsia="Sarabun" w:hAnsi="Sarabun"/>
-            <w:color w:val="0563c1"/>
-            <w:u w:val="single"/>
-            <w:rtl w:val="0"/>
-          </w:rPr>
-          <w:t xml:space="preserve">ptd.kamphaengphet@ago.go.th</w:t>
-        </w:r>
-      </w:hyperlink>
+        <w:t xml:space="preserve">       เจ้าหน้าที่ผู้จับกุม ได้แจ้งข้อมูลเกี่ยวกับผู้ถูกควบคุมตัว ตามมาตรา 22 วรรคสอง แห่ง พ.ร.บ.ป้องกันและปราบปรามการทรมานและการกระทำให้สูญหาย พ.ศ.2565 ไปยังศูนย์ป้องกันและปราบปรามการทรมานและการกระทำให้บุคคลสูญหายประจำสำนักงานอัยการ&lt;&lt;รายงานอัยการจังหวัดใด&gt;&gt; ที่ E-mail </w:t>
+      </w:r>
+      <w:r>
+        <w:rPr>
+          <w:rFonts w:ascii="Sarabun" w:cs="Sarabun" w:eastAsia="Sarabun" w:hAnsi="Sarabun"/>
+          <w:color w:val="0563c1"/>
+          <w:u w:val="single"/>
+          <w:rtl w:val="0"/>
+        </w:rPr>
+        <w:t xml:space="preserve">……………………………………</w:t>
+      </w:r>
       <w:r>
         <w:rPr>
           <w:rFonts w:ascii="Sarabun" w:cs="Sarabun" w:eastAsia="Sarabun" w:hAnsi="Sarabun"/>
@@ -952,14 +948,13 @@
           <w:u w:val="single"/>
           <w:rtl w:val="0"/>
         </w:rPr>
-        <w:t xml:space="preserve">24 พ.ค. 2568</w:t>
-      </w:r>
-      <w:r>
-        <w:rPr>
-          <w:rFonts w:ascii="Sarabun" w:cs="Sarabun" w:eastAsia="Sarabun" w:hAnsi="Sarabun"/>
-          <w:rtl w:val="0"/>
-        </w:rPr>
-        <w:t xml:space="preserve">   เวลา </w:t>
+        <w:t>&lt;&lt;วันที่เป็นพศ&gt;&gt;</w:t>
+      </w:r>
+      <w:r>
+        <w:rPr>
+          <w:rFonts w:ascii="Sarabun" w:cs="Sarabun" w:eastAsia="Sarabun" w:hAnsi="Sarabun"/>
+          <w:rtl w:val="0"/>
+        </w:rPr>
       </w:r>
       <w:r>
         <w:rPr>
@@ -967,7 +962,6 @@
           <w:u w:val="single"/>
           <w:rtl w:val="0"/>
         </w:rPr>
-        <w:t xml:space="preserve">21.30 น.</w:t>
       </w:r>
       <w:r>
         <w:rPr>
@@ -1098,7 +1092,7 @@
           <w:rFonts w:ascii="Sarabun" w:cs="Sarabun" w:eastAsia="Sarabun" w:hAnsi="Sarabun"/>
           <w:rtl w:val="0"/>
         </w:rPr>
-        <w:t xml:space="preserve">       เจ้าหน้าที่ผู้จับกุม ได้แจ้งข้อมูลเกี่ยวกับผู้ถูกควบคุมตัว ตามมาตรา 22 วรรคสอง แห่ง พ.ร.บ.ป้องกันและปราบปรามการทรมานและการกระทำให้สูญหาย พ.ศ.2565 ไปยัง อำเภอปางศิลาทอง  จังหวัดกำแพงเพชร</w:t>
+        <w:t xml:space="preserve">       เจ้าหน้าที่ผู้จับกุม ได้แจ้งข้อมูลเกี่ยวกับผู้ถูกควบคุมตัว ตามมาตรา 22 วรรคสอง แห่ง พ.ร.บ.ป้องกันและปราบปรามการทรมานและการกระทำให้สูญหาย พ.ศ.2565 ไปยัง อำเภอ……………………  จังหวัด……………………</w:t>
       </w:r>
       <w:r>
         <mc:AlternateContent>
@@ -1230,14 +1224,13 @@
           <w:u w:val="single"/>
           <w:rtl w:val="0"/>
         </w:rPr>
-        <w:t xml:space="preserve"> 24 พ.ค. 2568</w:t>
-      </w:r>
-      <w:r>
-        <w:rPr>
-          <w:rFonts w:ascii="Sarabun" w:cs="Sarabun" w:eastAsia="Sarabun" w:hAnsi="Sarabun"/>
-          <w:rtl w:val="0"/>
-        </w:rPr>
-        <w:t xml:space="preserve">  เวลา </w:t>
+        <w:t xml:space="preserve"> &lt;&lt;วันที่เป็นพศ&gt;&gt;</w:t>
+      </w:r>
+      <w:r>
+        <w:rPr>
+          <w:rFonts w:ascii="Sarabun" w:cs="Sarabun" w:eastAsia="Sarabun" w:hAnsi="Sarabun"/>
+          <w:rtl w:val="0"/>
+        </w:rPr>
       </w:r>
       <w:r>
         <w:rPr>
@@ -1245,7 +1238,6 @@
           <w:u w:val="single"/>
           <w:rtl w:val="0"/>
         </w:rPr>
-        <w:t xml:space="preserve">21.30 น.</w:t>
       </w:r>
       <w:r>
         <w:rPr>
@@ -1677,7 +1669,7 @@
           <w:rFonts w:ascii="Sarabun" w:cs="Sarabun" w:eastAsia="Sarabun" w:hAnsi="Sarabun"/>
           <w:rtl w:val="0"/>
         </w:rPr>
-        <w:t xml:space="preserve">                                                          (  บัญชา  วัฒนาทัศนีย์   )</w:t>
+        <w:t xml:space="preserve">                                                          (                         )</w:t>
       </w:r>
     </w:p>
     <w:p>
@@ -1719,7 +1711,7 @@
           <w:rFonts w:ascii="Sarabun" w:cs="Sarabun" w:eastAsia="Sarabun" w:hAnsi="Sarabun"/>
           <w:rtl w:val="0"/>
         </w:rPr>
-        <w:t xml:space="preserve">                                                                 (  เอ   )</w:t>
+        <w:t xml:space="preserve">                                                                 (                         )</w:t>
       </w:r>
     </w:p>
     <w:p>
